--- a/docs/prijava/prijedlog-projekta.docx
+++ b/docs/prijava/prijedlog-projekta.docx
@@ -427,7 +427,7 @@
       <w:r>
         <w:drawing>
           <wp:inline xmlns:a="http://schemas.openxmlformats.org/drawingml/2006/main" xmlns:pic="http://schemas.openxmlformats.org/drawingml/2006/picture">
-            <wp:extent cx="5940000" cy="1274291"/>
+            <wp:extent cx="5940000" cy="877956"/>
             <wp:docPr id="1" name="Picture 1"/>
             <wp:cNvGraphicFramePr>
               <a:graphicFrameLocks noChangeAspect="1"/>
@@ -448,7 +448,7 @@
                   <pic:spPr>
                     <a:xfrm>
                       <a:off x="0" y="0"/>
-                      <a:ext cx="5940000" cy="1274291"/>
+                      <a:ext cx="5940000" cy="877956"/>
                     </a:xfrm>
                     <a:prstGeom prst="rect"/>
                   </pic:spPr>
@@ -469,7 +469,7 @@
           <w:color w:val="4A5178"/>
           <w:sz w:val="18"/>
         </w:rPr>
-        <w:t>Iste pločice, isti izvori i ista stanja kao u aplikaciji: 275 vozila u pokretu, 39 zatvaranja, 21,4 °C na Maksimiru, tri potresa u 72 sata, DHMZ mirno, naslov HRT-a. Na adresi zagreb.aningfilm.hr/prijava/ isti dokument te vrijednosti osvježava uživo.</w:t>
+        <w:t>Iste pločice, isti izvori i ista stanja kao u aplikaciji: 275 vozila u pokretu, 39 zatvaranja, 21,4 °C na Maksimiru, tri potresa u 72 sata, DHMZ mirno. Na adresi zagreb.aningfilm.hr/prijava/ isti dokument te vrijednosti osvježava uživo.</w:t>
       </w:r>
     </w:p>
     <w:p>
@@ -562,7 +562,7 @@
           <w:color w:val="0C1250"/>
           <w:sz w:val="22"/>
         </w:rPr>
-        <w:t xml:space="preserve">Prototip koristi deset modula izvora kroz sedam područja: Sada, Promet, Vrijeme, Sigurnost, Grad, Događanja i Vijesti. Privremeni zaslon postavlja se u pregledniku na stranici </w:t>
+        <w:t xml:space="preserve">Prototip koristi devet modula izvora kroz šest područja: Sada, Promet, Vrijeme, Sigurnost, Grad i Događanja. Privremeni zaslon postavlja se u pregledniku na stranici </w:t>
       </w:r>
       <w:r>
         <w:rPr>
@@ -906,7 +906,7 @@
           <w:color w:val="0C1250"/>
           <w:sz w:val="22"/>
         </w:rPr>
-        <w:t xml:space="preserve">Zaslon bez dodira ima stalan okvir i izmjenjive prizore. Zaglavlje nosi znak Kaj ima?, oznaku stajališta prostora, datum, sat i, kad DHMZ odgovara, vrijeme kao stanje uz sat (glif, temperatura, zalazak sunca), nikad kao pločicu. Desni stupac nosi dvije brojčane pločice (vozila u pokretu na mreži, zatvaranja u blizini stajališta) i pozivnu karticu "Skeniraj za 10 minuta grada." s QR kodom od najmanje 240 piksela, uputom za tipkanje koda i kodom ispisanim u dvije skupine po četiri znaka (ABCD·EFG0) za čitanje naglas ili tipkanje, uz vidljivu traku koja pokazuje koliko je ostalo do sljedećeg koda. Polje prizora izmjenjuje tri prizora svakih 20 sekundi: Promet (lokalna vektorska karta s linijama stajališta prostora i vozilima u blizini uz pločice linija s oba kraja linije, riječju stanja i brojem vozila, te radovi u kvartu), Večeras (današnja datirana događanja iz otvorenih izvora za cijeli grad, dok ih ima) i Grad (sljedeća sjednica Gradske skupštine, gradska obavijest pod Otvorenom dozvolom, jedna vijest HRT-a s izvorom i najnoviji potres EMSC-a kad ga ima; akti Službenog glasnika razine su sesije i pojavljuju se tek nakon skeniranja). Karta, vrijeme i pozivna kartica stoje na mjestu; kod i QR kod mijenjaju se svakih 30 sekundi. Sigurnosna traka uz donji rub u jednom je retku: štit i riječ Sigurnost, presuda riječju (mirno, upozorenje ili nepotvrđeno), izvori DHMZ · EMSC s vremenom potvrde ili aktivno upozorenje, dežurna ljekarna, odbrojavanje do sljedećeg prizora i poveznica na </w:t>
+        <w:t xml:space="preserve">Zaslon bez dodira ima stalan okvir i izmjenjive prizore. Zaglavlje nosi znak Kaj ima?, oznaku stajališta prostora, datum, sat i, kad DHMZ odgovara, vrijeme kao stanje uz sat (glif, temperatura, zalazak sunca), nikad kao pločicu. Desni stupac nosi dvije brojčane pločice (vozila u pokretu na mreži, zatvaranja u blizini stajališta) i pozivnu karticu "Skeniraj za 10 minuta grada." s QR kodom od najmanje 240 piksela, uputom za tipkanje koda i kodom ispisanim u dvije skupine po četiri znaka (ABCD·EFG0) za čitanje naglas ili tipkanje, uz vidljivu traku koja pokazuje koliko je ostalo do sljedećeg koda. Polje je lokalna vektorska karta koja stoji kroz sva tri prizora; prizor mijenja kadar, oznaku u kutu karte i tračnicu pločica uz njezin donji rub, svakih 20 sekundi: Promet (kadar na stajalištu prostora: linije stajališta i vozila u blizini na karti, pločice linija s oba kraja linije, riječju stanja i brojem vozila, te traka radova u kvartu), Večeras (kadar na gradskoj četvrti: današnja datirana događanja iz otvorenih izvora za cijeli grad, dok ih ima, a ona s objavljenom koordinatom i na karti) i Grad (isti kadar sa sjedištem četvrti: sljedeća sjednica Gradske skupštine, gradske obavijesti pod Otvorenom dozvolom i najnoviji potres EMSC-a kad ga ima; akti Službenog glasnika razine su sesije i pojavljuju se tek nakon skeniranja). Karta je nacrtana za čitanje s tri metra i nosi točke koje Grad objavljuje: radove u tijeku, najbližu dežurnu ljekarnu, zborna mjesta dok je stanje sigurnosti hitno, najnoviji potres i obris četvrti. Karta, vrijeme i pozivna kartica stoje na mjestu; kod i QR kod mijenjaju se svakih 30 sekundi. Sigurnosna traka uz donji rub u jednom je retku: štit i riječ Sigurnost, presuda riječju (mirno, upozorenje ili nepotvrđeno), izvori DHMZ · EMSC s vremenom potvrde ili aktivno upozorenje, dežurna ljekarna, odbrojavanje do sljedećeg prizora i poveznica na </w:t>
       </w:r>
       <w:r>
         <w:rPr>
@@ -1031,7 +1031,7 @@
           <w:color w:val="4A5178"/>
           <w:sz w:val="18"/>
         </w:rPr>
-        <w:t>Javni zaslon u prostoru: nepovezan rotira tri prizora, a pozivnica s QR kodom i osmeroslovnim kodom otključava deset minuta grada na telefonu. Prikaz: vozila u pokretu, vrijeme, sigurnost i vijest su snimka otvorenih izvora od 15. 9. 2026.; stanja linija, broj vozila, zatvaranja i radovi ilustrativni su.</w:t>
+        <w:t>Javni zaslon u prostoru: karta stoji kroz sva tri prizora, prizor mijenja kadar i pločice uz donji rub karte, a pozivnica s QR kodom i osmeroslovnim kodom otključava deset minuta grada na telefonu. Prikaz: vozila u pokretu, vrijeme i sigurnost su snimka otvorenih izvora od 15. 9. 2026.; stanja linija, broj vozila, zatvaranja i radovi ilustrativni su.</w:t>
       </w:r>
     </w:p>
     <w:p>
@@ -1051,7 +1051,7 @@
           <w:color w:val="0C1250"/>
           <w:sz w:val="22"/>
         </w:rPr>
-        <w:t>Otključani pogled ima sedam područja (Sada, Promet, Vrijeme, Sigurnost, Grad, Događanja i Vijesti), svako s vremenom vlastitog podatka (opaženo, objavljeno ili dohvaćeno) u zaglavlju odjeljka, oznakom Referenca za Službeni glasnik i prostorne slojeve, oznakom zastarjelosti ili nedostupnosti kad izvor ne odgovara i atribucijom u podnožju svakog panela. Na telefonu su kartice Sada, Promet i Kvart, a Vrijeme, Sigurnost, Događanja, Grad i Vijesti su u imeniku Još; na radnoj površini statusna linija, vremenska traka i bočna ploča Kvart dijele jedan zaslon, a svih sedam područja otvara se iz iste linije.</w:t>
+        <w:t>Otključani pogled ima šest područja (Sada, Promet, Vrijeme, Sigurnost, Grad i Događanja), svako s vremenom vlastitog podatka (opaženo, objavljeno ili dohvaćeno) u zaglavlju odjeljka, oznakom Referenca za Službeni glasnik i prostorne slojeve, oznakom zastarjelosti ili nedostupnosti kad izvor ne odgovara i atribucijom u podnožju svakog panela. Na telefonu su kartice Sada, Promet i Kvart, a Vrijeme, Sigurnost, Događanja i Grad su u imeniku Još; na radnoj površini statusna linija, vremenska traka i bočna ploča Kvart dijele jedan zaslon, a svih šest područja otvara se iz iste linije.</w:t>
       </w:r>
     </w:p>
     <w:p>
@@ -1062,7 +1062,7 @@
       <w:r>
         <w:drawing>
           <wp:inline xmlns:a="http://schemas.openxmlformats.org/drawingml/2006/main" xmlns:pic="http://schemas.openxmlformats.org/drawingml/2006/picture">
-            <wp:extent cx="5940000" cy="4966723"/>
+            <wp:extent cx="5940000" cy="5152348"/>
             <wp:docPr id="4" name="Picture 4"/>
             <wp:cNvGraphicFramePr>
               <a:graphicFrameLocks noChangeAspect="1"/>
@@ -1083,7 +1083,7 @@
                   <pic:spPr>
                     <a:xfrm>
                       <a:off x="0" y="0"/>
-                      <a:ext cx="5940000" cy="4966723"/>
+                      <a:ext cx="5940000" cy="5152348"/>
                     </a:xfrm>
                     <a:prstGeom prst="rect"/>
                   </pic:spPr>
@@ -1104,7 +1104,7 @@
           <w:color w:val="4A5178"/>
           <w:sz w:val="18"/>
         </w:rPr>
-        <w:t>Telefon nakon skeniranja: jedna vremenska os, pločice u gramatici natpis · vrijednost · kontekst, vrijeme kao stanje uz sat, sigurnost jednim dodirom. Prikaz: stanja linija i najave ilustrativni su, vrijeme i vijest iz snimke od 15. 9. 2026.</w:t>
+        <w:t>Telefon nakon skeniranja: jedna vremenska os, pločice u gramatici natpis · vrijednost · kontekst, vrijeme kao stanje uz sat, sigurnost jednim dodirom. Prikaz: stanja linija i najave ilustrativni su, vrijeme iz snimke od 15. 9. 2026., broj Glasnika prema API-ju Grada 16. 9. 2026.</w:t>
       </w:r>
     </w:p>
     <w:p>
@@ -1125,7 +1125,7 @@
           <w:color w:val="0C1250"/>
           <w:sz w:val="22"/>
         </w:rPr>
-        <w:t xml:space="preserve"> je vremenska traka, ne popis područja: pet stupaca sada · poslijepodne · večeras · sutra · tjedan u koje svako područje upisuje svoje pločice. Pločica ima natpis, vrijednost i kontekst, jedan broj ili jednu riječ, nikad rečenicu: linija sa stajališta s oba kraja i riječju stanja (na vrijeme, kasni 4 min, rani 2 min, nema podataka), radovi u kvartu s najbližom zatvorenom ulicom, sljedeća sjednica Skupštine, akti Glasnika s datumom i brojem, večerašnja događanja s mjestom prije izvora, jedna vijest s izvorom, zadnji polazak po rasporedu sa stajališta zaslona za linije čiji zadnji polazak još slijedi danas ili večeras (statični GTFS ZET-a). Nakon 18 sati drugi stupac nosi natpis noćas; prije podneva natpis poslijepodne glasi danas. Opažanje s postaje Zagreb-Maksimir i zalazak sunca stoje uz sat u statusnoj liniji, kao stanje. Na telefonu je jedan stupac po zaslonu s prekidačem doba dana, a traka završava natpisom Zatim s dvjema sažetim pločicama iz sljedećih stupaca, pa prvi zaslon odgovara na sada i na sljedeće bez listanja. Peludni semafor </w:t>
+        <w:t xml:space="preserve"> je vremenska traka, ne popis područja: pet stupaca sada · poslijepodne · večeras · sutra · tjedan u koje svako područje upisuje svoje pločice. Pločica ima natpis, vrijednost i kontekst, jedan broj ili jednu riječ, nikad rečenicu: linija sa stajališta s oba kraja i riječju stanja (na vrijeme, kasni 4 min, rani 2 min, nema podataka), radovi u kvartu s najbližom zatvorenom ulicom, sljedeća sjednica Skupštine, akti Glasnika s datumom i brojem, večerašnja događanja s mjestom prije izvora, zadnji polazak po rasporedu sa stajališta zaslona za linije čiji zadnji polazak još slijedi danas ili večeras (statični GTFS ZET-a). Nakon 18 sati drugi stupac nosi natpis noćas; prije podneva natpis poslijepodne glasi danas. Opažanje s postaje Zagreb-Maksimir i zalazak sunca stoje uz sat u statusnoj liniji, kao stanje. Na telefonu je jedan stupac po zaslonu s prekidačem doba dana, a traka završava natpisom Zatim s dvjema sažetim pločicama iz sljedećih stupaca, pa prvi zaslon odgovara na sada i na sljedeće bez listanja. Peludni semafor </w:t>
       </w:r>
       <w:r>
         <w:rPr>
@@ -1447,42 +1447,6 @@
           <w:sz w:val="22"/>
         </w:rPr>
         <w:t>.</w:t>
-      </w:r>
-    </w:p>
-    <w:p>
-      <w:pPr>
-        <w:pStyle w:val="ListBullet"/>
-        <w:spacing w:after="120"/>
-      </w:pPr>
-      <w:r>
-        <w:rPr>
-          <w:b/>
-          <w:color w:val="0C1250"/>
-          <w:sz w:val="22"/>
-        </w:rPr>
-        <w:t>Vijesti:</w:t>
-      </w:r>
-      <w:r>
-        <w:rPr>
-          <w:color w:val="0C1250"/>
-          <w:sz w:val="22"/>
-        </w:rPr>
-        <w:t xml:space="preserve"> HRT i Radio Sljeme kao tekst s izvorom, stvarnim datumom objave i poveznicom; ostali portali samo naslov i poveznica </w:t>
-      </w:r>
-      <w:r>
-        <w:rPr>
-          <w:b/>
-          <w:color w:val="03409C"/>
-          <w:sz w:val="22"/>
-        </w:rPr>
-        <w:t>plan: M5</w:t>
-      </w:r>
-      <w:r>
-        <w:rPr>
-          <w:color w:val="0C1250"/>
-          <w:sz w:val="22"/>
-        </w:rPr>
-        <w:t>; HINA se ne preuzima.</w:t>
       </w:r>
     </w:p>
     <w:p>
@@ -1651,7 +1615,7 @@
       <w:r>
         <w:drawing>
           <wp:inline xmlns:a="http://schemas.openxmlformats.org/drawingml/2006/main" xmlns:pic="http://schemas.openxmlformats.org/drawingml/2006/picture">
-            <wp:extent cx="5940000" cy="2553598"/>
+            <wp:extent cx="5940000" cy="2558615"/>
             <wp:docPr id="7" name="Picture 7"/>
             <wp:cNvGraphicFramePr>
               <a:graphicFrameLocks noChangeAspect="1"/>
@@ -1672,7 +1636,7 @@
                   <pic:spPr>
                     <a:xfrm>
                       <a:off x="0" y="0"/>
-                      <a:ext cx="5940000" cy="2553598"/>
+                      <a:ext cx="5940000" cy="2558615"/>
                     </a:xfrm>
                     <a:prstGeom prst="rect"/>
                   </pic:spPr>
@@ -1838,7 +1802,7 @@
           <w:color w:val="0C1250"/>
           <w:sz w:val="22"/>
         </w:rPr>
-        <w:t xml:space="preserve">: HRT, Službeni glasnik i događanja zato što njihovi uvjeti republikaciju ne dopuštaju u cjelini ili nisu objavljeni, a ZET-ovi položaji vozila te DHMZ-ova mjerenja i prognoza zato što su prikaz u stvarnom vremenu, a ne izvedeni skup, uz oznaku "samo za potrebe testiranja" na ZET-ovu izvoru; granicu provodi kod, ne dogovor. Javni zaslon prije skeniranja dobiva samo sažeti izvadak: opažanje, vozila oko stajališta, naslove HRT-a s poveznicom te obavijesti Grada i ZET-a (plan komunalnih aktivnosti pod Otvorenom dozvolom, Skupština i kvartovske novosti prema uvjetima korištenja zagreb.hr, ZET-ove obavijesti do odgovora ZET-a u fazi M2), svaku uz navod izvora i poveznicu. Stranica </w:t>
+        <w:t xml:space="preserve">: Službeni glasnik i događanja zato što njihovi uvjeti republikaciju ne dopuštaju u cjelini ili nisu objavljeni, a ZET-ovi položaji vozila te DHMZ-ova mjerenja i prognoza zato što su prikaz u stvarnom vremenu, a ne izvedeni skup, uz oznaku "samo za potrebe testiranja" na ZET-ovu izvoru; granicu provodi kod, ne dogovor. Javni zaslon prije skeniranja dobiva samo sažeti izvadak: opažanje, vozila oko stajališta te obavijesti Grada i ZET-a (plan komunalnih aktivnosti pod Otvorenom dozvolom, Skupština i kvartovske novosti prema uvjetima korištenja zagreb.hr, ZET-ove obavijesti do odgovora ZET-a u fazi M2), svaku uz navod izvora i poveznicu. Stranica </w:t>
       </w:r>
       <w:r>
         <w:rPr>
@@ -2001,7 +1965,7 @@
       <w:r>
         <w:drawing>
           <wp:inline xmlns:a="http://schemas.openxmlformats.org/drawingml/2006/main" xmlns:pic="http://schemas.openxmlformats.org/drawingml/2006/picture">
-            <wp:extent cx="5940000" cy="2970000"/>
+            <wp:extent cx="5940000" cy="2964983"/>
             <wp:docPr id="8" name="Picture 8"/>
             <wp:cNvGraphicFramePr>
               <a:graphicFrameLocks noChangeAspect="1"/>
@@ -2022,7 +1986,7 @@
                   <pic:spPr>
                     <a:xfrm>
                       <a:off x="0" y="0"/>
-                      <a:ext cx="5940000" cy="2970000"/>
+                      <a:ext cx="5940000" cy="2964983"/>
                     </a:xfrm>
                     <a:prstGeom prst="rect"/>
                   </pic:spPr>
@@ -2354,7 +2318,7 @@
       <w:r>
         <w:drawing>
           <wp:inline xmlns:a="http://schemas.openxmlformats.org/drawingml/2006/main" xmlns:pic="http://schemas.openxmlformats.org/drawingml/2006/picture">
-            <wp:extent cx="5940000" cy="2167297"/>
+            <wp:extent cx="5940000" cy="2162280"/>
             <wp:docPr id="9" name="Picture 9"/>
             <wp:cNvGraphicFramePr>
               <a:graphicFrameLocks noChangeAspect="1"/>
@@ -2375,7 +2339,7 @@
                   <pic:spPr>
                     <a:xfrm>
                       <a:off x="0" y="0"/>
-                      <a:ext cx="5940000" cy="2167297"/>
+                      <a:ext cx="5940000" cy="2162280"/>
                     </a:xfrm>
                     <a:prstGeom prst="rect"/>
                   </pic:spPr>
@@ -2538,7 +2502,7 @@
       <w:r>
         <w:drawing>
           <wp:inline xmlns:a="http://schemas.openxmlformats.org/drawingml/2006/main" xmlns:pic="http://schemas.openxmlformats.org/drawingml/2006/picture">
-            <wp:extent cx="5940000" cy="2438210"/>
+            <wp:extent cx="5940000" cy="2433193"/>
             <wp:docPr id="10" name="Picture 10"/>
             <wp:cNvGraphicFramePr>
               <a:graphicFrameLocks noChangeAspect="1"/>
@@ -2559,7 +2523,7 @@
                   <pic:spPr>
                     <a:xfrm>
                       <a:off x="0" y="0"/>
-                      <a:ext cx="5940000" cy="2438210"/>
+                      <a:ext cx="5940000" cy="2433193"/>
                     </a:xfrm>
                     <a:prstGeom prst="rect"/>
                   </pic:spPr>
@@ -4242,7 +4206,7 @@
                 <w:color w:val="0C1250"/>
                 <w:sz w:val="18"/>
               </w:rPr>
-              <w:t>RSS Vijesti i Radio Sljeme (naslov, sažetak, poveznica)</w:t>
+              <w:t>Program HRT-a i radija kao tekst s poveznicom na vlastiti reproduktor HRT-a, nikad ugrađen</w:t>
             </w:r>
           </w:p>
         </w:tc>
@@ -4260,7 +4224,7 @@
                 <w:color w:val="0C1250"/>
                 <w:sz w:val="18"/>
               </w:rPr>
-              <w:t>uvjeti korištenja HRT-a prema našem čitanju: tekst uz navođenje HRT-a i poveznicu na izvornu vijest; audio i video se ne prikazuju; pisana potvrda HRT-a planirana je za fazu M2</w:t>
+              <w:t>samo uz pisano odobrenje HRT-a; audio i video se ne ugrađuju</w:t>
             </w:r>
           </w:p>
         </w:tc>
@@ -4278,7 +4242,7 @@
                 <w:color w:val="0C1250"/>
                 <w:sz w:val="18"/>
               </w:rPr>
-              <w:t>5 min</w:t>
+              <w:t>dnevno</w:t>
             </w:r>
           </w:p>
         </w:tc>
@@ -4296,7 +4260,7 @@
                 <w:color w:val="0C1250"/>
                 <w:sz w:val="18"/>
               </w:rPr>
-              <w:t>u prototipu</w:t>
+              <w:t>plan M5</w:t>
             </w:r>
           </w:p>
         </w:tc>
@@ -5495,7 +5459,7 @@
           <w:color w:val="0C1250"/>
           <w:sz w:val="22"/>
         </w:rPr>
-        <w:t xml:space="preserve">) zeleno (otvorena licenca, strojno čitljivo, bez ključa), žuto (službeni HTML, uz oprez i oznaku "neslužbeni prikaz") i crveno (zatvoreno; prikazuje se samo poveznica dok pisano odobrenje ne stigne). U prototipu su zeleni izvori i šest označenih iznimaka koje se prikazuju uz navođenje izvora i poveznicu prema uvjetima korištenja: EMSC (samo nekomercijalna uporaba uz navod izvora), HRT (tekst uz navođenje i poveznicu, bez audija i videa), Službeni glasnik (API bez objavljenih uvjeta), Skupština i kvartovske novosti (uvjeti korištenja zagreb.hr), ZET-ove RSS obavijesti (uvjeti nisu objavljeni) i Etnografski muzej (bez licence, samo unutar sesije). Granicu između otvorene razine i razine sesije provodi kod: samo moduli otvorene razine ulaze u </w:t>
+        <w:t xml:space="preserve">) zeleno (otvorena licenca, strojno čitljivo, bez ključa), žuto (službeni HTML, uz oprez i oznaku "neslužbeni prikaz") i crveno (zatvoreno; prikazuje se samo poveznica dok pisano odobrenje ne stigne). U prototipu su zeleni izvori i pet označenih iznimaka koje se prikazuju uz navođenje izvora i poveznicu prema uvjetima korištenja: EMSC (samo nekomercijalna uporaba uz navod izvora), Službeni glasnik (API bez objavljenih uvjeta), Skupština i kvartovske novosti (uvjeti korištenja zagreb.hr), ZET-ove RSS obavijesti (uvjeti nisu objavljeni) i Etnografski muzej (bez licence, samo unutar sesije). Granicu između otvorene razine i razine sesije provodi kod: samo moduli otvorene razine ulaze u </w:t>
       </w:r>
       <w:r>
         <w:rPr>
@@ -5510,7 +5474,7 @@
           <w:color w:val="0C1250"/>
           <w:sz w:val="22"/>
         </w:rPr>
-        <w:t>. Skupovi s data.zagreb.hr čitaju se izravno s adrese resursa, uz poštovanje robots.txt portala; CKAN API se ne poziva, a test to čuva. Pisma i upiti ZET-u (GTFS-RT i RSS), HRT-u (audio i video te potvrda prikaza naslova s poveznicom na javnim zaslonima), HAK-u (kamere), HŽPP-u (licenca), Gradskom uredu (Službeni glasnik, zagreb.hr) i Etnografskom muzeju dio su plana provedbe (faza M2).</w:t>
+        <w:t>. Skupovi s data.zagreb.hr čitaju se izravno s adrese resursa, uz poštovanje robots.txt portala; CKAN API se ne poziva, a test to čuva. Pisma i upiti ZET-u (GTFS-RT i RSS), HRT-u (program te audio i video), HAK-u (kamere), HŽPP-u (licenca), Gradskom uredu (Službeni glasnik, zagreb.hr) i Etnografskom muzeju dio su plana provedbe (faza M2).</w:t>
       </w:r>
     </w:p>
     <w:p>
@@ -5867,7 +5831,7 @@
           <w:color w:val="0C1250"/>
           <w:sz w:val="22"/>
         </w:rPr>
-        <w:t xml:space="preserve"> prije roka prijave i javno je dostupan: otvoreni sloj, javni zaslon s rotirajućim kodom koji svatko može postaviti, skeniranje, sesija s istekom i deset modula izvora u sedam područja. Primitivi koje projekt koristi rade u produkciji proizvoda koje direktor prijavitelja razvija i vodi: psh.lat (uparivanje uređaja QR kodom i WebSocket na Cloudflare Durable Objects, dvojezično sučelje bez okvira) i kompmajstor.eu (Cloudflare Workers s ograničivačima brzine i brojanjem posjeta bez kolačića, kroz povezano društvo KompMajstor). Oba su javno dostupna i mogu se provjeriti u trenutku ocjenjivanja; izvorni kod psh.lat javan je u cijelosti pod AGPL-3.0-or-later (github.com/matijarma/PushLatte), a za kompmajstor.eu javno je ogledalo izvornog koda bez produkcijskih podataka, za tehnički uvid (github.com/matijarma/KompMajstor.eu).</w:t>
+        <w:t xml:space="preserve"> prije roka prijave i javno je dostupan: otvoreni sloj, javni zaslon s rotirajućim kodom koji svatko može postaviti, skeniranje, sesija s istekom i devet modula izvora u šest područja. Primitivi koje projekt koristi rade u produkciji proizvoda koje direktor prijavitelja razvija i vodi: psh.lat (uparivanje uređaja QR kodom i WebSocket na Cloudflare Durable Objects, dvojezično sučelje bez okvira) i kompmajstor.eu (Cloudflare Workers s ograničivačima brzine i brojanjem posjeta bez kolačića, kroz povezano društvo KompMajstor). Oba su javno dostupna i mogu se provjeriti u trenutku ocjenjivanja; izvorni kod psh.lat javan je u cijelosti pod AGPL-3.0-or-later (github.com/matijarma/PushLatte), a za kompmajstor.eu javno je ogledalo izvornog koda bez produkcijskih podataka, za tehnički uvid (github.com/matijarma/KompMajstor.eu).</w:t>
       </w:r>
     </w:p>
     <w:p>
@@ -5956,7 +5920,7 @@
           <w:color w:val="0C1250"/>
           <w:sz w:val="22"/>
         </w:rPr>
-        <w:t xml:space="preserve">Izvedivost nije obećanje nego stanje na dan prijave (15. rujna 2026., </w:t>
+        <w:t>Izvedivost nije obećanje nego stanje na dan prijave (</w:t>
       </w:r>
       <w:r>
         <w:rPr>
@@ -5971,7 +5935,7 @@
           <w:color w:val="0C1250"/>
           <w:sz w:val="22"/>
         </w:rPr>
-        <w:t xml:space="preserve">). Prototip ima 2.619 jediničnih testova u 165 datoteka (svaki parser prema spremljenim živim uzorcima, Durable Objects u izvršnom okruženju Workers) i 84 Playwright scenarija u dva preglednička projekta, stolnom i mobilnom, uključujući stvarno uparivanje u dva konteksta i istek sesije. Vizualna matrica od 89 prikaza prošla je bez nalaza, Lighthouse pristupačnost je 100 na pet javnih stranica, a obilazak stvarne instalacije sa 62 skupa mjerenja prošao je bez kršenja pravila geometrije, veličine teksta i ciljeva. Testovi dokumenata drže brojke u ovom prijedlogu jednakima konstantama u kodu. Postavljanje je </w:t>
+        <w:t xml:space="preserve">, provjere 15. i 16. rujna 2026.). Prototip ima 2.564 jediničnih testova u 179 datoteka (svaki parser prema spremljenim živim uzorcima, Durable Objects u izvršnom okruženju Workers) i 88 Playwright scenarija u dva preglednička projekta, stolnom i mobilnom, uključujući stvarno uparivanje u dva konteksta i istek sesije. Vizualna matrica od 89 prikaza prošla je bez nalaza, Lighthouse pristupačnost je 100 na pet javnih stranica, a obilazak stvarne instalacije sa 62 skupa mjerenja prošao je bez kršenja pravila geometrije, veličine teksta i ciljeva. Testovi dokumenata drže brojke u ovom prijedlogu jednakima konstantama u kodu. Postavljanje je </w:t>
       </w:r>
       <w:r>
         <w:rPr>
@@ -6264,7 +6228,7 @@
           <w:color w:val="0C1250"/>
           <w:sz w:val="22"/>
         </w:rPr>
-        <w:t>Jedan pogled na grad preko sedam područja u stvarnom vremenu, na jednoj vremenskoj osi umjesto sedam popisa.</w:t>
+        <w:t>Jedan pogled na grad preko šest područja u stvarnom vremenu, na jednoj vremenskoj osi umjesto šest popisa.</w:t>
       </w:r>
     </w:p>
     <w:p>
@@ -6454,7 +6418,7 @@
           <w:color w:val="0C1250"/>
           <w:sz w:val="22"/>
         </w:rPr>
-        <w:t>Vlastiti doprinos prijavitelja je prototip (M0): deset modula izvora, javni zaslon, protokol uparivanja, 2.619 jediničnih testova i dokumentacija izrađeni su prije prijave, bez javnih sredstava, i ne terete ovaj proračun; potpora financira samo ono što od prototipa čini javnu uslugu na zaslonima u prostorima. Sati voditelja iznad 500 ne fakturiraju se projektu.</w:t>
+        <w:t>Vlastiti doprinos prijavitelja je prototip (M0): devet modula izvora, javni zaslon, protokol uparivanja, 2.564 jediničnih testova i dokumentacija izrađeni su prije prijave, bez javnih sredstava, i ne terete ovaj proračun; potpora financira samo ono što od prototipa čini javnu uslugu na zaslonima u prostorima. Sati voditelja iznad 500 ne fakturiraju se projektu.</w:t>
       </w:r>
     </w:p>
     <w:p>
@@ -6948,7 +6912,7 @@
           <w:color w:val="0C1250"/>
           <w:sz w:val="22"/>
         </w:rPr>
-        <w:t xml:space="preserve"> sa stajališnim kontekstom i rotirajućim kodom, uparivanjem na istoj i različitim mrežama, desetominutnim sesijama i petominutnim dijeljenjem. Sedam područja čita deset postojećih modula podataka; karte koriste vlastiti regionalni vektorski izvadak. Stranice </w:t>
+        <w:t xml:space="preserve"> sa stajališnim kontekstom i rotirajućim kodom, uparivanjem na istoj i različitim mrežama, desetominutnim sesijama i petominutnim dijeljenjem. Šest područja čita devet postojećih modula podataka; karte koriste vlastiti regionalni vektorski izvadak. Stranice </w:t>
       </w:r>
       <w:r>
         <w:rPr>
@@ -7113,7 +7077,7 @@
           <w:color w:val="0C1250"/>
           <w:sz w:val="22"/>
         </w:rPr>
-        <w:t xml:space="preserve">Isporuke: hidrološki bilten (vodostaj Save), indeks zraka (INSPIRE WFS/WMS), dolasci po stajalištu iz GTFS-RT-a, HŽPP polasci prema voznom redu, Narodne novine (ELI), otvorena savjetovanja Grada, Europeana i NSK, Wikidata "na današnji dan", BAJS ako se GBFS izvor potvrdi, prostorni slojevi Grada (ljekarne, vatrogasci, policija, javni zdenci, javni zahodi, knjižnice, muzeji, parkovi, biciklističke staze); test za svaki parser prema spremljenom uzorku; pisma ZET-u (oznaka "samo za testiranje" na GTFS-RT izvoru i uvjeti RSS-a), HRT-u (audio i video te potvrda prikaza naslova s poveznicom na javnim zaslonima) i HAK-u (kamere), upit HŽPP-u o licenci, upit Gradskom uredu o uvjetima API-ja Službenog glasnika i uvjetima korištenja zagreb.hr, upit Etnografskom muzeju o licenci. Mjera: </w:t>
+        <w:t xml:space="preserve">Isporuke: hidrološki bilten (vodostaj Save), indeks zraka (INSPIRE WFS/WMS), dolasci po stajalištu iz GTFS-RT-a, HŽPP polasci prema voznom redu, Narodne novine (ELI), otvorena savjetovanja Grada, Europeana i NSK, Wikidata "na današnji dan", BAJS ako se GBFS izvor potvrdi, prostorni slojevi Grada (ljekarne, vatrogasci, policija, javni zdenci, javni zahodi, knjižnice, muzeji, parkovi, biciklističke staze); test za svaki parser prema spremljenom uzorku; pisma ZET-u (oznaka "samo za testiranje" na GTFS-RT izvoru i uvjeti RSS-a), HRT-u (program te audio i video) i HAK-u (kamere), upit HŽPP-u o licenci, upit Gradskom uredu o uvjetima API-ja Službenog glasnika i uvjetima korištenja zagreb.hr, upit Etnografskom muzeju o licenci. Mjera: </w:t>
       </w:r>
       <w:r>
         <w:rPr>
@@ -9583,7 +9547,7 @@
           <w:color w:val="0C1250"/>
           <w:sz w:val="22"/>
         </w:rPr>
-        <w:t>ZET je jedan od izvora u sedam područja i ne pokušavamo ga zamijeniti: Promet prikazuje vozila i kašnjenja linija, a za planiranje putovanja upućuje na postojeće aplikacije. Vrijednost je u spoju: upozorenje DHMZ-a, zatvorena prometnica, potres, akt Službenog glasnika i vijest na istom mjestu, u istoj minuti, s istim standardom atribucije. Kaj ima? se od aplikacije za jedno područje razlikuje po tom spoju, po javnim zaslonima koje vodi telefon, po otvorenom formatu kroz koji svaki izdavač u gradu objavljuje za sve zaslone i po skupu podataka o potražnji koji se vraća Gradu.</w:t>
+        <w:t>ZET je jedan od izvora u šest područja i ne pokušavamo ga zamijeniti: Promet prikazuje vozila i kašnjenja linija, a za planiranje putovanja upućuje na postojeće aplikacije. Vrijednost je u spoju: upozorenje DHMZ-a, zatvorena prometnica, potres, akt Službenog glasnika i vijest na istom mjestu, u istoj minuti, s istim standardom atribucije. Kaj ima? se od aplikacije za jedno područje razlikuje po tom spoju, po javnim zaslonima koje vodi telefon, po otvorenom formatu kroz koji svaki izdavač u gradu objavljuje za sve zaslone i po skupu podataka o potražnji koji se vraća Gradu.</w:t>
       </w:r>
     </w:p>
     <w:p>

--- a/docs/prijava/prijedlog-projekta.docx
+++ b/docs/prijava/prijedlog-projekta.docx
@@ -1425,21 +1425,6 @@
           <w:sz w:val="22"/>
         </w:rPr>
         <w:t>plan: M2</w:t>
-      </w:r>
-      <w:r>
-        <w:rPr>
-          <w:color w:val="0C1250"/>
-          <w:sz w:val="22"/>
-        </w:rPr>
-        <w:t xml:space="preserve">, program HRT-a i radija kao tekst s poveznicom na njihov vlastiti reproduktor, nikad ugrađen, ako HRT pisano odobri </w:t>
-      </w:r>
-      <w:r>
-        <w:rPr>
-          <w:b/>
-          <w:color w:val="03409C"/>
-          <w:sz w:val="22"/>
-        </w:rPr>
-        <w:t>plan: M5</w:t>
       </w:r>
       <w:r>
         <w:rPr>
@@ -4164,103 +4149,6 @@
                 <w:sz w:val="18"/>
               </w:rPr>
               <w:t>u prototipu</w:t>
-            </w:r>
-          </w:p>
-        </w:tc>
-      </w:tr>
-      <w:tr>
-        <w:tc>
-          <w:tcPr>
-            <w:tcW w:type="dxa" w:w="1928"/>
-          </w:tcPr>
-          <w:p>
-            <w:pPr>
-              <w:spacing w:after="40" w:before="40"/>
-            </w:pPr>
-            <w:r>
-              <w:rPr>
-                <w:b/>
-              </w:rPr>
-            </w:r>
-            <w:r>
-              <w:rPr>
-                <w:b/>
-                <w:color w:val="0C1250"/>
-                <w:sz w:val="18"/>
-              </w:rPr>
-              <w:t>HRT</w:t>
-            </w:r>
-          </w:p>
-        </w:tc>
-        <w:tc>
-          <w:tcPr>
-            <w:tcW w:type="dxa" w:w="1928"/>
-          </w:tcPr>
-          <w:p>
-            <w:pPr>
-              <w:spacing w:after="40" w:before="40"/>
-            </w:pPr>
-            <w:r/>
-            <w:r>
-              <w:rPr>
-                <w:color w:val="0C1250"/>
-                <w:sz w:val="18"/>
-              </w:rPr>
-              <w:t>Program HRT-a i radija kao tekst s poveznicom na vlastiti reproduktor HRT-a, nikad ugrađen</w:t>
-            </w:r>
-          </w:p>
-        </w:tc>
-        <w:tc>
-          <w:tcPr>
-            <w:tcW w:type="dxa" w:w="1928"/>
-          </w:tcPr>
-          <w:p>
-            <w:pPr>
-              <w:spacing w:after="40" w:before="40"/>
-            </w:pPr>
-            <w:r/>
-            <w:r>
-              <w:rPr>
-                <w:color w:val="0C1250"/>
-                <w:sz w:val="18"/>
-              </w:rPr>
-              <w:t>samo uz pisano odobrenje HRT-a; audio i video se ne ugrađuju</w:t>
-            </w:r>
-          </w:p>
-        </w:tc>
-        <w:tc>
-          <w:tcPr>
-            <w:tcW w:type="dxa" w:w="1928"/>
-          </w:tcPr>
-          <w:p>
-            <w:pPr>
-              <w:spacing w:after="40" w:before="40"/>
-            </w:pPr>
-            <w:r/>
-            <w:r>
-              <w:rPr>
-                <w:color w:val="0C1250"/>
-                <w:sz w:val="18"/>
-              </w:rPr>
-              <w:t>dnevno</w:t>
-            </w:r>
-          </w:p>
-        </w:tc>
-        <w:tc>
-          <w:tcPr>
-            <w:tcW w:type="dxa" w:w="1928"/>
-          </w:tcPr>
-          <w:p>
-            <w:pPr>
-              <w:spacing w:after="40" w:before="40"/>
-            </w:pPr>
-            <w:r/>
-            <w:r>
-              <w:rPr>
-                <w:color w:val="0C1250"/>
-                <w:sz w:val="18"/>
-              </w:rPr>
-              <w:t>plan M5</w:t>
             </w:r>
           </w:p>
         </w:tc>
@@ -5474,7 +5362,7 @@
           <w:color w:val="0C1250"/>
           <w:sz w:val="22"/>
         </w:rPr>
-        <w:t>. Skupovi s data.zagreb.hr čitaju se izravno s adrese resursa, uz poštovanje robots.txt portala; CKAN API se ne poziva, a test to čuva. Pisma i upiti ZET-u (GTFS-RT i RSS), HRT-u (program te audio i video), HAK-u (kamere), HŽPP-u (licenca), Gradskom uredu (Službeni glasnik, zagreb.hr) i Etnografskom muzeju dio su plana provedbe (faza M2).</w:t>
+        <w:t>. Skupovi s data.zagreb.hr čitaju se izravno s adrese resursa, uz poštovanje robots.txt portala; CKAN API se ne poziva, a test to čuva. Pisma i upiti ZET-u (GTFS-RT i RSS), HAK-u (kamere), HŽPP-u (licenca), Gradskom uredu (Službeni glasnik, zagreb.hr) i Etnografskom muzeju dio su plana provedbe (faza M2).</w:t>
       </w:r>
     </w:p>
     <w:p>
@@ -7077,7 +6965,7 @@
           <w:color w:val="0C1250"/>
           <w:sz w:val="22"/>
         </w:rPr>
-        <w:t xml:space="preserve">Isporuke: hidrološki bilten (vodostaj Save), indeks zraka (INSPIRE WFS/WMS), dolasci po stajalištu iz GTFS-RT-a, HŽPP polasci prema voznom redu, Narodne novine (ELI), otvorena savjetovanja Grada, Europeana i NSK, Wikidata "na današnji dan", BAJS ako se GBFS izvor potvrdi, prostorni slojevi Grada (ljekarne, vatrogasci, policija, javni zdenci, javni zahodi, knjižnice, muzeji, parkovi, biciklističke staze); test za svaki parser prema spremljenom uzorku; pisma ZET-u (oznaka "samo za testiranje" na GTFS-RT izvoru i uvjeti RSS-a), HRT-u (program te audio i video) i HAK-u (kamere), upit HŽPP-u o licenci, upit Gradskom uredu o uvjetima API-ja Službenog glasnika i uvjetima korištenja zagreb.hr, upit Etnografskom muzeju o licenci. Mjera: </w:t>
+        <w:t xml:space="preserve">Isporuke: hidrološki bilten (vodostaj Save), indeks zraka (INSPIRE WFS/WMS), dolasci po stajalištu iz GTFS-RT-a, HŽPP polasci prema voznom redu, Narodne novine (ELI), otvorena savjetovanja Grada, Europeana i NSK, Wikidata "na današnji dan", BAJS ako se GBFS izvor potvrdi, prostorni slojevi Grada (ljekarne, vatrogasci, policija, javni zdenci, javni zahodi, knjižnice, muzeji, parkovi, biciklističke staze); test za svaki parser prema spremljenom uzorku; pisma ZET-u (oznaka "samo za testiranje" na GTFS-RT izvoru i uvjeti RSS-a) i HAK-u (kamere), upit HŽPP-u o licenci, upit Gradskom uredu o uvjetima API-ja Službenog glasnika i uvjetima korištenja zagreb.hr, upit Etnografskom muzeju o licenci. Mjera: </w:t>
       </w:r>
       <w:r>
         <w:rPr>
@@ -7230,7 +7118,7 @@
         <w:pStyle w:val="Heading2"/>
       </w:pPr>
       <w:r>
-        <w:t>M5 Žuti izvori, sadržaj HRT-a i HAK-a ako je dopušten, izvještaj o pouzdanosti (mjeseci 6 do 8)</w:t>
+        <w:t>M5 Žuti izvori, sadržaj HAK-a ako je dopušten, izvještaj o pouzdanosti (mjeseci 6 do 8)</w:t>
       </w:r>
     </w:p>
     <w:p>
@@ -7242,7 +7130,7 @@
           <w:color w:val="0C1250"/>
           <w:sz w:val="22"/>
         </w:rPr>
-        <w:t>Isporuke: dežurne ljekarne, planirani prekidi HEP-a, Toplinarstva i VIO-a, peludni semafor, tekst HAK-a, sve s oznakom "neslužbeni prikaz" gdje je izvor HTML; fotogram Trga bana Jelačića ako HAK pisano odobri; ugradnja HRT-ovog ili HAK-ovog sadržaja samo ako pisano odobrenje stigne; prvi izvještaj o pouzdanosti izvora (postotak vremena živo, zastarjelo, nedostupno po izvoru), za prvo tromjesečje rada zaslona, Gradskom uredu. Mjera: izvještaj dostavljen; svaki žuti izvor ima test i atribuciju.</w:t>
+        <w:t>Isporuke: dežurne ljekarne, planirani prekidi HEP-a, Toplinarstva i VIO-a, peludni semafor, tekst HAK-a, sve s oznakom "neslužbeni prikaz" gdje je izvor HTML; fotogram Trga bana Jelačića ako HAK pisano odobri; ugradnja HAK-ovog sadržaja samo ako pisano odobrenje stigne; prvi izvještaj o pouzdanosti izvora (postotak vremena živo, zastarjelo, nedostupno po izvoru), za prvo tromjesečje rada zaslona, Gradskom uredu. Mjera: izvještaj dostavljen; svaki žuti izvor ima test i atribuciju.</w:t>
       </w:r>
     </w:p>
     <w:p>
@@ -9183,7 +9071,7 @@
       <w:r>
         <w:drawing>
           <wp:inline xmlns:a="http://schemas.openxmlformats.org/drawingml/2006/main" xmlns:pic="http://schemas.openxmlformats.org/drawingml/2006/picture">
-            <wp:extent cx="5940000" cy="2593733"/>
+            <wp:extent cx="5940000" cy="2588716"/>
             <wp:docPr id="13" name="Picture 13"/>
             <wp:cNvGraphicFramePr>
               <a:graphicFrameLocks noChangeAspect="1"/>
@@ -9204,7 +9092,7 @@
                   <pic:spPr>
                     <a:xfrm>
                       <a:off x="0" y="0"/>
-                      <a:ext cx="5940000" cy="2593733"/>
+                      <a:ext cx="5940000" cy="2588716"/>
                     </a:xfrm>
                     <a:prstGeom prst="rect"/>
                   </pic:spPr>
@@ -9547,7 +9435,7 @@
           <w:color w:val="0C1250"/>
           <w:sz w:val="22"/>
         </w:rPr>
-        <w:t>ZET je jedan od izvora u šest područja i ne pokušavamo ga zamijeniti: Promet prikazuje vozila i kašnjenja linija, a za planiranje putovanja upućuje na postojeće aplikacije. Vrijednost je u spoju: upozorenje DHMZ-a, zatvorena prometnica, potres, akt Službenog glasnika i vijest na istom mjestu, u istoj minuti, s istim standardom atribucije. Kaj ima? se od aplikacije za jedno područje razlikuje po tom spoju, po javnim zaslonima koje vodi telefon, po otvorenom formatu kroz koji svaki izdavač u gradu objavljuje za sve zaslone i po skupu podataka o potražnji koji se vraća Gradu.</w:t>
+        <w:t>ZET je jedan od izvora u šest područja i ne pokušavamo ga zamijeniti: Promet prikazuje vozila i kašnjenja linija, a za planiranje putovanja upućuje na postojeće aplikacije. Vrijednost je u spoju: upozorenje DHMZ-a, zatvorena prometnica, potres, akt Službenog glasnika i večerašnje događanje na istom mjestu, u istoj minuti, s istim standardom atribucije. Kaj ima? se od aplikacije za jedno područje razlikuje po tom spoju, po javnim zaslonima koje vodi telefon, po otvorenom formatu kroz koji svaki izdavač u gradu objavljuje za sve zaslone i po skupu podataka o potražnji koji se vraća Gradu.</w:t>
       </w:r>
     </w:p>
     <w:p>

--- a/docs/prijava/prijedlog-projekta.docx
+++ b/docs/prijava/prijedlog-projekta.docx
@@ -577,7 +577,7 @@
           <w:color w:val="0C1250"/>
           <w:sz w:val="22"/>
         </w:rPr>
-        <w:t>, odabire se gradska četvrt i stvarno stajalište, a telefon ili druga kartica preglednika ulazi redovnim jednokratnim kodom. Zaslon bez sesije izmjenjuje tri prizora (Promet, Večeras, Grad), a nakon skeniranja prikazuje sloj koji gleda osoba koja ga vodi. Ne postoji odvojena demonstracija s izmišljenim podacima ili zaobiđenom sesijom.</w:t>
+        <w:t>, odabire se gradska četvrt i stvarno stajalište, a telefon ili druga kartica preglednika ulazi redovnim jednokratnim kodom. Zaslon bez sesije stalno prikazuje kvart: kartu s tramvajskom mrežom oko stajališta i najviše tri rečenice poredane po važnosti, a nakon skeniranja prikazuje sloj koji gleda osoba koja ga vodi. Ne postoji odvojena demonstracija s izmišljenim podacima ili zaobiđenom sesijom.</w:t>
       </w:r>
     </w:p>
     <w:p>
@@ -906,7 +906,7 @@
           <w:color w:val="0C1250"/>
           <w:sz w:val="22"/>
         </w:rPr>
-        <w:t xml:space="preserve">Zaslon bez dodira ima stalan okvir i izmjenjive prizore. Zaglavlje nosi znak Kaj ima?, oznaku stajališta prostora, datum, sat i, kad DHMZ odgovara, vrijeme kao stanje uz sat (glif, temperatura, zalazak sunca), nikad kao pločicu. Desni stupac nosi dvije brojčane pločice (vozila u pokretu na mreži, zatvaranja u blizini stajališta) i pozivnu karticu "Skeniraj za 10 minuta grada." s QR kodom od najmanje 240 piksela, uputom za tipkanje koda i kodom ispisanim u dvije skupine po četiri znaka (ABCD·EFG0) za čitanje naglas ili tipkanje, uz vidljivu traku koja pokazuje koliko je ostalo do sljedećeg koda. Polje je lokalna vektorska karta koja stoji kroz sva tri prizora; prizor mijenja kadar, oznaku u kutu karte i tračnicu pločica uz njezin donji rub, svakih 20 sekundi: Promet (kadar na stajalištu prostora: linije stajališta i vozila u blizini na karti, pločice linija s oba kraja linije, riječju stanja i brojem vozila, te traka radova u kvartu), Večeras (kadar na gradskoj četvrti: današnja datirana događanja iz otvorenih izvora za cijeli grad, dok ih ima, a ona s objavljenom koordinatom i na karti) i Grad (isti kadar sa sjedištem četvrti: sljedeća sjednica Gradske skupštine, gradske obavijesti pod Otvorenom dozvolom i najnoviji potres EMSC-a kad ga ima; akti Službenog glasnika razine su sesije i pojavljuju se tek nakon skeniranja). Karta je nacrtana za čitanje s tri metra i nosi točke koje Grad objavljuje: radove u tijeku, najbližu dežurnu ljekarnu, zborna mjesta dok je stanje sigurnosti hitno, najnoviji potres i obris četvrti. Karta, vrijeme i pozivna kartica stoje na mjestu; kod i QR kod mijenjaju se svakih 30 sekundi. Sigurnosna traka uz donji rub u jednom je retku: štit i riječ Sigurnost, presuda riječju (mirno, upozorenje ili nepotvrđeno), izvori DHMZ · EMSC s vremenom potvrde ili aktivno upozorenje, dežurna ljekarna, odbrojavanje do sljedećeg prizora i poveznica na </w:t>
+        <w:t xml:space="preserve">Zaslon bez dodira ima stalan okvir i jedan stalan pogled na kvart. Zaglavlje nosi znak Kaj ima?, oznaku stajališta prostora, datum, sat i, kad DHMZ odgovara, vrijeme kao stanje uz sat (glif, temperatura, zalazak sunca), nikad kao pločicu. Polje je lokalna vektorska karta s jednim nepomičnim kadrom: kamera je namještena tako da po širini polja stane 2,8 km grada oko stajališta prostora, sjever je gore i kadar se ne mijenja. Karta je nacrtana za čitanje s tri metra: dva tona namjene prostora, ulice kao vlasi bez obruba, najviše osam imena glavnih ulica, imena kvartova kao najveće riječi na tlu i nijedna točka interesa. Figura na toj podlozi su tramvajske tračnice i vozila: linije koje staju na stajalištu prostora, vozila s brojem linije (tramvaj kao pločica, autobus kao kapsula), stajališta samo na linijama toga zaslona, a stajalište prostora s prstenom i vlastitim imenom. Karta nosi i točke koje Grad objavljuje: radove u tijeku, najbližu dežurnu ljekarnu, zborna mjesta dok je stanje sigurnosti hitno, najnoviji potres i obris četvrti; navod izvora karte stoji uz njezin donji desni rub. Desni stupac nosi najviše tri rečenice o kvartu, poredane po važnosti, u gramatici natpis · vrijednost · kontekst: promet na stajalištu (linije, najveće kašnjenje ili "Sve linije voze redovito", broj vozila u blizini i vrijeme podatka ZET-a), potres magnitude 3 i veće u zadnja 24 sata u krugu od 150 km, zatvorena ulica u blizini, zadnji polasci sa stajališta nakon 20 sati, obavijest ZET-a, sljedeća sjednica Gradske skupštine, radovi u kvartu i kvartovska obavijest; akti Službenog glasnika razine su sesije i pojavljuju se tek nakon skeniranja. Rečenica koja je već na zaslonu zadržava mjesto dok je nova jasno ne nadmaši, pa se stupac ne mijenja bez razloga, a vrijednost se krati na granici riječi, nikad usred nje. Ispod stupca je pozivna kartica "Skeniraj za 10 minuta grada." s QR kodom od najmanje 240 piksela, uputom za tipkanje koda i kodom ispisanim u dvije skupine po četiri znaka (ABCD·EFG0) za čitanje naglas ili tipkanje, uz vidljivu traku koja pokazuje koliko je ostalo do sljedećeg koda. Karta, vrijeme i pozivna kartica stoje na mjestu; kod i QR kod mijenjaju se svakih 30 sekundi. Sigurnosna traka uz donji rub u jednom je retku: štit i riječ Sigurnost, presuda riječju (mirno, upozorenje ili nepotvrđeno), izvori DHMZ · EMSC s vremenom potvrde ili aktivno upozorenje, dežurna ljekarna i poveznica na </w:t>
       </w:r>
       <w:r>
         <w:rPr>
@@ -921,7 +921,7 @@
           <w:color w:val="0C1250"/>
           <w:sz w:val="22"/>
         </w:rPr>
-        <w:t xml:space="preserve">. Svaki blok nosi vlastiti navod izvora. Dolasci po stajalištu </w:t>
+        <w:t xml:space="preserve">. Svaki blok nosi vlastiti navod izvora. Dolasci po stajalištu u stvarnom vremenu </w:t>
       </w:r>
       <w:r>
         <w:rPr>
@@ -978,7 +978,7 @@
           <w:color w:val="0C1250"/>
           <w:sz w:val="22"/>
         </w:rPr>
-        <w:t>Zaslon s dodirom nosi i "Osnovno": dodir na riječ presude u sigurnosnoj traci otvara važeće upozorenje ako postoji, linije u blizini stajališta, vrijeme, zatvorene prometnice i dežurnu ljekarnu, bez skeniranja, bez sesije i bez odbrojavanja, a nakon devedeset sekundi bez dodira zaslon se vraća na poziv. Gradski zaslon ne smije uskratiti informaciju čovjeku koji nema telefon za skeniranje; skeniranje otključava grad na vlastitom uređaju, a ne oduzima ga zaslonu pred kojim čovjek stoji. Tema je tamna nakon zalaska i svijetla danju, prema izračunatim vremenima sunca, uz mogućnost da prostor odabere. Tipografija zaslona ima po kompoziciji devet razina, sve iz jednog skupa tokena: na 1080p kod 84 px (ograničen na 15 % širine svoje kartice), naslovi 40 px, tekst 28 px, navodi izvora 20 px; kompozicija za 1366 × 768 i za okomiti totem 1080 × 1920 zasebno je nacrtana, ne proporcionalno smanjena. Nakon skeniranja zaslon prikazuje sloj koji gleda osoba koja ga vodi, u rasporedu za gledanje s udaljenosti, i vraća se pozivu kad sesija istekne. Izmjena prizora staje uz sustavnu postavku smanjenog pokreta i u laganom načinu rada.</w:t>
+        <w:t>Zaslon s dodirom nosi i "Osnovno": dodir na riječ presude u sigurnosnoj traci otvara važeće upozorenje ako postoji, linije u blizini stajališta, vrijeme, zatvorene prometnice i dežurnu ljekarnu, bez skeniranja, bez sesije i bez odbrojavanja, a nakon devedeset sekundi bez dodira zaslon se vraća na poziv. Gradski zaslon ne smije uskratiti informaciju čovjeku koji nema telefon za skeniranje; skeniranje otključava grad na vlastitom uređaju, a ne oduzima ga zaslonu pred kojim čovjek stoji. Tema je tamna nakon zalaska i svijetla danju, prema izračunatim vremenima sunca, uz mogućnost da prostor odabere. Tipografija zaslona ima po kompoziciji devet razina, sve iz jednog skupa tokena: na 1080p kod 84 px (ograničen na 15 % širine svoje kartice), naslovi 40 px, tekst 28 px, navodi izvora 20 px; kompozicija za 1366 × 768 i za okomiti totem 1080 × 1920 zasebno je nacrtana, ne proporcionalno smanjena. Nakon skeniranja zaslon prikazuje sloj koji gleda osoba koja ga vodi, u rasporedu za gledanje s udaljenosti, i vraća se pozivu kad sesija istekne. Pomicanje vozila po karti staje uz sustavnu postavku smanjenog pokreta, a u laganom načinu rada karte nema.</w:t>
       </w:r>
     </w:p>
     <w:p>
@@ -1031,7 +1031,7 @@
           <w:color w:val="4A5178"/>
           <w:sz w:val="18"/>
         </w:rPr>
-        <w:t>Javni zaslon u prostoru: karta stoji kroz sva tri prizora, prizor mijenja kadar i pločice uz donji rub karte, a pozivnica s QR kodom i osmeroslovnim kodom otključava deset minuta grada na telefonu. Prikaz: vozila u pokretu, vrijeme i sigurnost su snimka otvorenih izvora od 15. 9. 2026.; stanja linija, broj vozila, zatvaranja i radovi ilustrativni su.</w:t>
+        <w:t>Javni zaslon u prostoru: jedan nepomičan kadar na kvartu, tramvajske tračnice i vozila kao figura, najviše tri rečenice poredane po važnosti, a pozivnica s QR kodom i osmeroslovnim kodom otključava deset minuta grada na telefonu. Prikaz je snimka zaslona u radu 16. 9. 2026. u 19:41, sa živim podacima u tom trenutku.</w:t>
       </w:r>
     </w:p>
     <w:p>
@@ -2768,7 +2768,7 @@
           <w:color w:val="0C1250"/>
           <w:sz w:val="22"/>
         </w:rPr>
-        <w:t xml:space="preserve">Tehnički: jedan Cloudflare Worker sa statičkim datotekama, četiri Durable Object klase sa SQLite pohranom (zaslon, sesija, indeks kodova, brojači), KV za posljednju dobru kopiju svakog izvora, privatni R2 spremnik za kartografske pločice, WebSocket s hibernacijom za zaslone i sesije, HMAC tokeni bez stanja za podatke, MapLibre GL karta s vlastito posluženim otvorenim vektorskim pločicama (Protomaps na podacima OpenStreetMapa). Bez baze korisnika, bez kolačića, bez identifikatora uređaja. Arhitektura je na jednoj stranici u </w:t>
+        <w:t xml:space="preserve">Tehnički: jedan Cloudflare Worker sa statičkim datotekama, pet Durable Object klasa sa SQLite pohranom (zaslon, sesija, indeks kodova, brojači i jedini promatrač ZET-ova izvora u stvarnom vremenu), KV za posljednju dobru kopiju svakog izvora, privatni R2 spremnik za kartografske pločice, WebSocket s hibernacijom za zaslone i sesije, HMAC tokeni bez stanja za podatke, MapLibre GL karta s vlastito posluženim otvorenim vektorskim pločicama (Protomaps na podacima OpenStreetMapa). Bez baze korisnika, bez kolačića, bez identifikatora uređaja. Arhitektura je na jednoj stranici u </w:t>
       </w:r>
       <w:r>
         <w:rPr>
@@ -2836,7 +2836,7 @@
           <w:color w:val="4A5178"/>
           <w:sz w:val="18"/>
         </w:rPr>
-        <w:t>Jedan Worker, četiri Durable Objecta, bez baze korisnika: tri uređaja govore s jednim Workerom, a podaci dolaze iz otvorenih izvora.</w:t>
+        <w:t>Jedan Worker, Durable Objecti sa SQLite pohranom, bez baze korisnika: tri uređaja govore s jednim Workerom, a podaci dolaze iz otvorenih izvora. Na crtežu su četiri objekta uparivanja i mjerenja; peti, promatrač ZET-ova izvora u stvarnom vremenu, nije prikazan.</w:t>
       </w:r>
     </w:p>
     <w:p>
@@ -3839,7 +3839,7 @@
                 <w:color w:val="0C1250"/>
                 <w:sz w:val="18"/>
               </w:rPr>
-              <w:t>30 s; dnevno</w:t>
+              <w:t>10 s; dnevno</w:t>
             </w:r>
           </w:p>
         </w:tc>
@@ -5719,7 +5719,7 @@
           <w:color w:val="0C1250"/>
           <w:sz w:val="22"/>
         </w:rPr>
-        <w:t xml:space="preserve"> prije roka prijave i javno je dostupan: otvoreni sloj, javni zaslon s rotirajućim kodom koji svatko može postaviti, skeniranje, sesija s istekom i devet modula izvora u šest područja. Primitivi koje projekt koristi rade u produkciji proizvoda koje direktor prijavitelja razvija i vodi: psh.lat (uparivanje uređaja QR kodom i WebSocket na Cloudflare Durable Objects, dvojezično sučelje bez okvira) i kompmajstor.eu (Cloudflare Workers s ograničivačima brzine i brojanjem posjeta bez kolačića, kroz povezano društvo KompMajstor). Oba su javno dostupna i mogu se provjeriti u trenutku ocjenjivanja; izvorni kod psh.lat javan je u cijelosti pod AGPL-3.0-or-later (github.com/matijarma/PushLatte), a za kompmajstor.eu javno je ogledalo izvornog koda bez produkcijskih podataka, za tehnički uvid (github.com/matijarma/KompMajstor.eu).</w:t>
+        <w:t xml:space="preserve"> prije roka prijave i javno je dostupan: otvoreni sloj, javni zaslon s rotirajućim kodom koji svatko može postaviti, skeniranje, sesija s istekom i devet modula izvora u šest područja. Primitivi koje projekt koristi rade u produkciji proizvoda koje direktor prijavitelja razvija i vodi: psh.lat (uparivanje uređaja QR kodom i WebSocket na Cloudflare Durable Objects, dvojezično sučelje bez okvira) i kompmajstor.eu (Cloudflare Workers s ograničivačima brzine i brojanjem posjeta bez kolačića, pod robnom markom KompMajstor u sastavu Aning Filma d.o.o.). Oba su javno dostupna i mogu se provjeriti u trenutku ocjenjivanja; izvorni kod psh.lat javan je u cijelosti pod AGPL-3.0-or-later (github.com/matijarma/PushLatte), a za kompmajstor.eu javno je ogledalo izvornog koda bez produkcijskih podataka, za tehnički uvid (github.com/matijarma/KompMajstor.eu).</w:t>
       </w:r>
     </w:p>
     <w:p>
@@ -5766,7 +5766,7 @@
           <w:color w:val="0C1250"/>
           <w:sz w:val="22"/>
         </w:rPr>
-        <w:t xml:space="preserve">): jedan Worker, četiri Durable Object klase, KV, R2, tri ograničivača brzine, bez baze korisnika. Protokol uparivanja slijedi provjerene obrasce (uzorak OAuth device flow, nasumični jednokratni kodovi u prozorima od 30 s, jednokratne ulaznice, 40 bita entropije), opisan je u </w:t>
+        <w:t xml:space="preserve">): jedan Worker, pet Durable Object klasa, KV, R2, tri ograničivača brzine, bez baze korisnika. Protokol uparivanja slijedi provjerene obrasce (uzorak OAuth device flow, nasumični jednokratni kodovi u prozorima od 30 s, jednokratne ulaznice, 40 bita entropije), opisan je u </w:t>
       </w:r>
       <w:r>
         <w:rPr>
@@ -6692,7 +6692,7 @@
       <w:r>
         <w:drawing>
           <wp:inline xmlns:a="http://schemas.openxmlformats.org/drawingml/2006/main" xmlns:pic="http://schemas.openxmlformats.org/drawingml/2006/picture">
-            <wp:extent cx="5940000" cy="3356301"/>
+            <wp:extent cx="5940000" cy="3351284"/>
             <wp:docPr id="12" name="Picture 12"/>
             <wp:cNvGraphicFramePr>
               <a:graphicFrameLocks noChangeAspect="1"/>
@@ -6713,7 +6713,7 @@
                   <pic:spPr>
                     <a:xfrm>
                       <a:off x="0" y="0"/>
-                      <a:ext cx="5940000" cy="3356301"/>
+                      <a:ext cx="5940000" cy="3351284"/>
                     </a:xfrm>
                     <a:prstGeom prst="rect"/>
                   </pic:spPr>
@@ -9071,7 +9071,7 @@
       <w:r>
         <w:drawing>
           <wp:inline xmlns:a="http://schemas.openxmlformats.org/drawingml/2006/main" xmlns:pic="http://schemas.openxmlformats.org/drawingml/2006/picture">
-            <wp:extent cx="5940000" cy="2588716"/>
+            <wp:extent cx="5940000" cy="2593733"/>
             <wp:docPr id="13" name="Picture 13"/>
             <wp:cNvGraphicFramePr>
               <a:graphicFrameLocks noChangeAspect="1"/>
@@ -9092,7 +9092,7 @@
                   <pic:spPr>
                     <a:xfrm>
                       <a:off x="0" y="0"/>
-                      <a:ext cx="5940000" cy="2588716"/>
+                      <a:ext cx="5940000" cy="2593733"/>
                     </a:xfrm>
                     <a:prstGeom prst="rect"/>
                   </pic:spPr>
